--- a/corpus/synthetic/vml-textbox__010.docx
+++ b/corpus/synthetic/vml-textbox__010.docx
@@ -2,55 +2,33 @@
 <file path=word/document.xml><?xml version="1.0" encoding="utf-8"?>
 <w:document xmlns:w="http://schemas.openxmlformats.org/wordprocessingml/2006/main" xmlns:r="http://schemas.openxmlformats.org/officeDocument/2006/relationships" xmlns:wp="http://schemas.openxmlformats.org/drawingml/2006/wordprocessingDrawing" xmlns:a="http://schemas.openxmlformats.org/drawingml/2006/main" xmlns:pic="http://schemas.openxmlformats.org/drawingml/2006/picture" xmlns:m="http://schemas.openxmlformats.org/officeDocument/2006/math">
   <w:body>
-    <w:tbl>
-      <w:sdt>
-        <w:sdtPr/>
-        <w:sdtContent>
+    <w:sdt>
+      <w:sdtPr>
+        <w:alias w:val="report"/>
+      </w:sdtPr>
+      <w:sdtContent>
+        <w:tbl>
           <w:tr>
             <w:tc>
-              <w:sdt>
-                <w:sdtPr/>
-                <w:sdtContent>
-                  <w:p>
-                    <w:r>
-                      <w:t>Wrapped</w:t>
-                    </w:r>
-                  </w:p>
-                </w:sdtContent>
-              </w:sdt>
+              <w:p>
+                <w:r>
+                  <w:t>H1</w:t>
+                </w:r>
+              </w:p>
             </w:tc>
-            <w:sdt>
-              <w:sdtPr/>
-              <w:sdtContent>
-                <w:tc>
-                  <w:p>
-                    <w:r>
-                      <w:t>Cell2</w:t>
-                    </w:r>
-                  </w:p>
-                </w:tc>
-              </w:sdtContent>
-            </w:sdt>
           </w:tr>
-        </w:sdtContent>
-      </w:sdt>
-      <w:tr>
-        <w:tc>
-          <w:p>
-            <w:r>
-              <w:t>Plain</w:t>
-            </w:r>
-          </w:p>
-        </w:tc>
-        <w:tc>
-          <w:p>
-            <w:r>
-              <w:t>Row</w:t>
-            </w:r>
-          </w:p>
-        </w:tc>
-      </w:tr>
-    </w:tbl>
+          <w:tr>
+            <w:tc>
+              <w:p>
+                <w:r>
+                  <w:t>Body</w:t>
+                </w:r>
+              </w:p>
+            </w:tc>
+          </w:tr>
+        </w:tbl>
+      </w:sdtContent>
+    </w:sdt>
     <w:sectPr>
       <w:pgSz w:w="11906" w:h="16838"/>
       <w:pgMar w:top="1440" w:right="1440" w:bottom="1440" w:left="1440" w:header="708" w:footer="708" w:gutter="0"/>
